--- a/브라질 변호사/1부/1부_5화_작은_승리.docx
+++ b/브라질 변호사/1부/1부_5화_작은_승리.docx
@@ -62,7 +62,7 @@
           <w:i w:val="0"/>
           <w:sz w:val="22"/>
         </w:rPr>
-        <w:t>2015년 5월 말~6월 중순. 4화의 새벽 협박 전화로부터 한 달여 뒤, 아버지 집 대문에는 새 자물쇠가 달렸다. 5월 말 노바 카라자이 법원이 수은 소송의 긴급 가처분(tutela de urgência)을 기각하고, 6월 초 토요일 상파울루 자르딩 에우로파의 프라두 저택에서 축하연이 열린다. 그다음 월~수 사흘 동안 하파는 방산업체의 수출 허가에 매달린다.</w:t>
+        <w:t>2015년 5월 말~6월 중순. 4화의 새벽 협박 전화로부터 한 달여 뒤, 아버지 집 대문에는 새 자물쇠가 달렸다. 5월 말 노바 카라자이 법원이 수은 소송의 긴급 가처분(tutela de urgência)을 기각하고, 6월 초 토요일 상파울루 자르딩 에우로파의 프라두 저택에서 축하연이 열린다. 그다음 월~수 사흘 동안 하파는 방산업체의 수출 허가에 매달린다. 선고 직전 세베리누는 하파 측이 낸 감정서 사본에 책임 화학자의 서명 면이 빠진 것(로펌이 미완성본을 제출한 실수)을 판사 앞에서 문제 삼지 않고 하파에게 조용히 알려 원본을 추완하게 한다. 가처분 기각 결정은 그대로다.</w:t>
       </w:r>
     </w:p>
     <w:p>
@@ -93,7 +93,7 @@
           <w:color w:val="555555"/>
           <w:sz w:val="22"/>
         </w:rPr>
-        <w:t>(Sala de audiências do fórum, cheia. Nas últimas fileiras, mulheres ribeirinhas com crianças no colo. Severino de um lado, Rafa do outro. A juíza federal lê a decisão.)</w:t>
+        <w:t>(Sala de audiências do fórum, cheia. Nas últimas fileiras, mulheres ribeirinhas com crianças no colo. Faltam dez minutos para a juíza entrar. Severino atravessa o corredor entre as mesas, com a cópia dos autos aberta, e se inclina sobre a mesa de Rafa.)</w:t>
       </w:r>
     </w:p>
     <w:p>
@@ -107,7 +107,7 @@
           <w:i w:val="0"/>
           <w:sz w:val="22"/>
         </w:rPr>
-        <w:t xml:space="preserve">Juíza: </w:t>
+        <w:t xml:space="preserve">Severino: </w:t>
       </w:r>
       <w:r>
         <w:rPr>
@@ -116,7 +116,7 @@
           <w:i w:val="0"/>
           <w:sz w:val="22"/>
         </w:rPr>
-        <w:t>Passo à leitura da decisão na ação de reparação por danos ambientais movida pelas comunidades ribeirinhas do rio Tapirá e pela associação aruakan contra o Grupo Prado.</w:t>
+        <w:t>Bom dia, doutor. Uma coisa só, e baixinho. Folha quarenta e um do seu laudo.</w:t>
       </w:r>
     </w:p>
     <w:p>
@@ -130,7 +130,7 @@
           <w:i w:val="0"/>
           <w:sz w:val="22"/>
         </w:rPr>
-        <w:t xml:space="preserve">Juíza: </w:t>
+        <w:t xml:space="preserve">Rafa: </w:t>
       </w:r>
       <w:r>
         <w:rPr>
@@ -139,7 +139,7 @@
           <w:i w:val="0"/>
           <w:sz w:val="22"/>
         </w:rPr>
-        <w:t>O laudo técnico juntado pela ré identifica como fonte predominante do mercúrio no leito do rio a atividade garimpeira ilegal rio acima, fora da área de influência da barragem de rejeitos da fundição.</w:t>
+        <w:t>O que tem?</w:t>
       </w:r>
     </w:p>
     <w:p>
@@ -153,7 +153,7 @@
           <w:i w:val="0"/>
           <w:sz w:val="22"/>
         </w:rPr>
-        <w:t xml:space="preserve">Juíza: </w:t>
+        <w:t xml:space="preserve">Severino: </w:t>
       </w:r>
       <w:r>
         <w:rPr>
@@ -162,7 +162,7 @@
           <w:i w:val="0"/>
           <w:sz w:val="22"/>
         </w:rPr>
-        <w:t>Os autores não trouxeram, até aqui, prova técnica capaz de afastar essa conclusão. Assim, indefiro o pedido de tutela de urgência para suspensão das atividades da barragem e para pagamento de indenização emergencial às famílias.</w:t>
+        <w:t>Não tem. Não tem assinatura do químico responsável. Nem o número do registro no conselho. O que vocês juntaram foi a minuta.</w:t>
       </w:r>
     </w:p>
     <w:p>
@@ -176,7 +176,7 @@
           <w:i w:val="0"/>
           <w:sz w:val="22"/>
         </w:rPr>
-        <w:t xml:space="preserve">Mulher ribeirinha: </w:t>
+        <w:t xml:space="preserve">Rafa: </w:t>
       </w:r>
       <w:r>
         <w:rPr>
@@ -186,7 +186,7 @@
           <w:color w:val="555555"/>
           <w:sz w:val="22"/>
         </w:rPr>
-        <w:t>(baixinho, da plateia)</w:t>
+        <w:t>(folheia depressa; para; o rosto muda)</w:t>
       </w:r>
       <w:r>
         <w:rPr>
@@ -195,7 +195,7 @@
           <w:i w:val="0"/>
           <w:sz w:val="22"/>
         </w:rPr>
-        <w:t xml:space="preserve"> E a gente bebe a água de quem, então?</w:t>
+        <w:t xml:space="preserve"> Foi o arquivo errado. O protocolo saiu de São Paulo.</w:t>
       </w:r>
     </w:p>
     <w:p>
@@ -209,7 +209,7 @@
           <w:i w:val="0"/>
           <w:sz w:val="22"/>
         </w:rPr>
-        <w:t xml:space="preserve">Juíza: </w:t>
+        <w:t xml:space="preserve">Severino: </w:t>
       </w:r>
       <w:r>
         <w:rPr>
@@ -218,213 +218,8 @@
           <w:i w:val="0"/>
           <w:sz w:val="22"/>
         </w:rPr>
-        <w:t>Silêncio na sala, por favor.</w:t>
-      </w:r>
-    </w:p>
-    <w:p>
-      <w:pPr>
-        <w:spacing w:before="0" w:after="110" w:line="300" w:lineRule="auto"/>
-      </w:pPr>
-      <w:r>
-        <w:rPr>
-          <w:rFonts w:ascii="Times New Roman" w:hAnsi="Times New Roman" w:eastAsia="Malgun Gothic"/>
-          <w:b/>
-          <w:i w:val="0"/>
-          <w:sz w:val="22"/>
-        </w:rPr>
-        <w:t xml:space="preserve">Severino: </w:t>
-      </w:r>
-      <w:r>
-        <w:rPr>
-          <w:rFonts w:ascii="Times New Roman" w:hAnsi="Times New Roman" w:eastAsia="Malgun Gothic"/>
-          <w:b w:val="0"/>
-          <w:i w:val="0"/>
-          <w:sz w:val="22"/>
-        </w:rPr>
-        <w:t>Excelência, pela ordem. Registro que os autores requereram perícia do juízo há mais de um mês e o pedido segue sem apreciação.</w:t>
-      </w:r>
-    </w:p>
-    <w:p>
-      <w:pPr>
-        <w:spacing w:before="0" w:after="110" w:line="300" w:lineRule="auto"/>
-      </w:pPr>
-      <w:r>
-        <w:rPr>
-          <w:rFonts w:ascii="Times New Roman" w:hAnsi="Times New Roman" w:eastAsia="Malgun Gothic"/>
-          <w:b/>
-          <w:i w:val="0"/>
-          <w:sz w:val="22"/>
-        </w:rPr>
-        <w:t xml:space="preserve">Juíza: </w:t>
-      </w:r>
-      <w:r>
-        <w:rPr>
-          <w:rFonts w:ascii="Times New Roman" w:hAnsi="Times New Roman" w:eastAsia="Malgun Gothic"/>
-          <w:b w:val="0"/>
-          <w:i w:val="0"/>
-          <w:sz w:val="22"/>
-        </w:rPr>
-        <w:t>O pedido de perícia será apreciado no momento oportuno, doutor.</w:t>
-      </w:r>
-    </w:p>
-    <w:p>
-      <w:pPr>
-        <w:spacing w:before="0" w:after="110" w:line="300" w:lineRule="auto"/>
-      </w:pPr>
-      <w:r>
-        <w:rPr>
-          <w:rFonts w:ascii="Times New Roman" w:hAnsi="Times New Roman" w:eastAsia="Malgun Gothic"/>
-          <w:b/>
-          <w:i w:val="0"/>
-          <w:sz w:val="22"/>
-        </w:rPr>
-        <w:t xml:space="preserve">Severino: </w:t>
-      </w:r>
-      <w:r>
-        <w:rPr>
-          <w:rFonts w:ascii="Times New Roman" w:hAnsi="Times New Roman" w:eastAsia="Malgun Gothic"/>
-          <w:b w:val="0"/>
-          <w:i w:val="0"/>
-          <w:sz w:val="22"/>
-        </w:rPr>
-        <w:t>O momento oportuno, Excelência, é antes de essas crianças crescerem.</w:t>
-      </w:r>
-    </w:p>
-    <w:p>
-      <w:pPr>
-        <w:spacing w:before="0" w:after="110" w:line="300" w:lineRule="auto"/>
-      </w:pPr>
-      <w:r>
-        <w:rPr>
-          <w:rFonts w:ascii="Times New Roman" w:hAnsi="Times New Roman" w:eastAsia="Malgun Gothic"/>
-          <w:b/>
-          <w:i w:val="0"/>
-          <w:sz w:val="22"/>
-        </w:rPr>
-        <w:t xml:space="preserve">Juíza: </w:t>
-      </w:r>
-      <w:r>
-        <w:rPr>
-          <w:rFonts w:ascii="Times New Roman" w:hAnsi="Times New Roman" w:eastAsia="Malgun Gothic"/>
-          <w:b w:val="0"/>
-          <w:i w:val="0"/>
-          <w:sz w:val="22"/>
-        </w:rPr>
-        <w:t>Doutor Severino, eu peço moderação.</w:t>
-      </w:r>
-    </w:p>
-    <w:p>
-      <w:pPr>
-        <w:spacing w:before="0" w:after="110" w:line="300" w:lineRule="auto"/>
-      </w:pPr>
-      <w:r>
-        <w:rPr>
-          <w:rFonts w:ascii="Times New Roman" w:hAnsi="Times New Roman" w:eastAsia="Malgun Gothic"/>
-          <w:b/>
-          <w:i w:val="0"/>
-          <w:sz w:val="22"/>
-        </w:rPr>
-        <w:t xml:space="preserve">Severino: </w:t>
-      </w:r>
-      <w:r>
-        <w:rPr>
-          <w:rFonts w:ascii="Times New Roman" w:hAnsi="Times New Roman" w:eastAsia="Malgun Gothic"/>
-          <w:b w:val="0"/>
-          <w:i w:val="0"/>
-          <w:sz w:val="22"/>
-        </w:rPr>
-        <w:t>Peço desculpas pela moderação que me falta. Os autores vão agravar.</w:t>
-      </w:r>
-    </w:p>
-    <w:p>
-      <w:pPr>
-        <w:spacing w:before="0" w:after="110" w:line="300" w:lineRule="auto"/>
-      </w:pPr>
-      <w:r>
-        <w:rPr>
-          <w:rFonts w:ascii="Times New Roman" w:hAnsi="Times New Roman" w:eastAsia="Malgun Gothic"/>
-          <w:b/>
-          <w:i w:val="0"/>
-          <w:sz w:val="22"/>
-        </w:rPr>
-        <w:t xml:space="preserve">Juíza: </w:t>
-      </w:r>
-      <w:r>
-        <w:rPr>
-          <w:rFonts w:ascii="Times New Roman" w:hAnsi="Times New Roman" w:eastAsia="Malgun Gothic"/>
-          <w:b w:val="0"/>
-          <w:i w:val="0"/>
-          <w:sz w:val="22"/>
-        </w:rPr>
-        <w:t>É direito de Vossa Senhoria. Doutor Rafael, alguma manifestação pela ré?</w:t>
-      </w:r>
-    </w:p>
-    <w:p>
-      <w:pPr>
-        <w:spacing w:before="0" w:after="110" w:line="300" w:lineRule="auto"/>
-      </w:pPr>
-      <w:r>
-        <w:rPr>
-          <w:rFonts w:ascii="Times New Roman" w:hAnsi="Times New Roman" w:eastAsia="Malgun Gothic"/>
-          <w:b/>
-          <w:i w:val="0"/>
-          <w:sz w:val="22"/>
-        </w:rPr>
-        <w:t xml:space="preserve">Rafa: </w:t>
-      </w:r>
-      <w:r>
-        <w:rPr>
-          <w:rFonts w:ascii="Times New Roman" w:hAnsi="Times New Roman" w:eastAsia="Malgun Gothic"/>
-          <w:b w:val="0"/>
-          <w:i w:val="0"/>
-          <w:sz w:val="22"/>
-        </w:rPr>
-        <w:t>Nenhuma, Excelência. A ré apenas reitera sua disposição de colaborar com o combate ao garimpo ilegal na região.</w:t>
-      </w:r>
-    </w:p>
-    <w:p>
-      <w:pPr>
-        <w:spacing w:before="0" w:after="110" w:line="300" w:lineRule="auto"/>
-      </w:pPr>
-      <w:r>
-        <w:rPr>
-          <w:rFonts w:ascii="Times New Roman" w:hAnsi="Times New Roman" w:eastAsia="Malgun Gothic"/>
-          <w:b/>
-          <w:i w:val="0"/>
-          <w:sz w:val="22"/>
-        </w:rPr>
-        <w:t xml:space="preserve">Juíza: </w:t>
-      </w:r>
-      <w:r>
-        <w:rPr>
-          <w:rFonts w:ascii="Times New Roman" w:hAnsi="Times New Roman" w:eastAsia="Malgun Gothic"/>
-          <w:b w:val="0"/>
-          <w:i w:val="0"/>
-          <w:sz w:val="22"/>
-        </w:rPr>
-        <w:t>Registrado. Está encerrada a sessão.</w:t>
-      </w:r>
-    </w:p>
-    <w:p>
-      <w:pPr>
-        <w:keepNext/>
-        <w:spacing w:before="320" w:after="140"/>
-      </w:pPr>
-      <w:r>
-        <w:rPr>
-          <w:rFonts w:ascii="Times New Roman" w:hAnsi="Times New Roman" w:eastAsia="Malgun Gothic"/>
-          <w:b/>
-          <w:i w:val="0"/>
-          <w:color w:val="1F3864"/>
-          <w:sz w:val="26"/>
-        </w:rPr>
-        <w:t>장면 2 — 법원 계단, 진 쪽이 내미는 커피</w:t>
-      </w:r>
-    </w:p>
-    <w:p>
-      <w:pPr>
-        <w:spacing w:before="0" w:after="110" w:line="300" w:lineRule="auto"/>
-      </w:pPr>
+        <w:t xml:space="preserve">Saiu com o seu nome em cima. </w:t>
+      </w:r>
       <w:r>
         <w:rPr>
           <w:rFonts w:ascii="Times New Roman" w:hAnsi="Times New Roman" w:eastAsia="Malgun Gothic"/>
@@ -433,7 +228,16 @@
           <w:color w:val="555555"/>
           <w:sz w:val="22"/>
         </w:rPr>
-        <w:t>(Escadaria do fórum, fim de manhã. Severino desce devagar, uma mão no corrimão, a outra na garrafa térmica. Para dois degraus abaixo de Rafa.)</w:t>
+        <w:t>(pausa)</w:t>
+      </w:r>
+      <w:r>
+        <w:rPr>
+          <w:rFonts w:ascii="Times New Roman" w:hAnsi="Times New Roman" w:eastAsia="Malgun Gothic"/>
+          <w:b w:val="0"/>
+          <w:i w:val="0"/>
+          <w:sz w:val="22"/>
+        </w:rPr>
+        <w:t xml:space="preserve"> Se eu levanto isso agora, pela ordem, peço que se desconsidere um laudo apócrifo, e a juíza decide a liminar sem ele.</w:t>
       </w:r>
     </w:p>
     <w:p>
@@ -447,7 +251,7 @@
           <w:i w:val="0"/>
           <w:sz w:val="22"/>
         </w:rPr>
-        <w:t xml:space="preserve">Severino: </w:t>
+        <w:t xml:space="preserve">Rafa: </w:t>
       </w:r>
       <w:r>
         <w:rPr>
@@ -456,7 +260,7 @@
           <w:i w:val="0"/>
           <w:sz w:val="22"/>
         </w:rPr>
-        <w:t>Doutor Rafael. Primeiro o cafezinho.</w:t>
+        <w:t>E ganha.</w:t>
       </w:r>
     </w:p>
     <w:p>
@@ -470,7 +274,7 @@
           <w:i w:val="0"/>
           <w:sz w:val="22"/>
         </w:rPr>
-        <w:t xml:space="preserve">Rafa: </w:t>
+        <w:t xml:space="preserve">Severino: </w:t>
       </w:r>
       <w:r>
         <w:rPr>
@@ -479,44 +283,7 @@
           <w:i w:val="0"/>
           <w:sz w:val="22"/>
         </w:rPr>
-        <w:t>Doutor Severino, o senhor acabou de perder.</w:t>
-      </w:r>
-    </w:p>
-    <w:p>
-      <w:pPr>
-        <w:spacing w:before="0" w:after="110" w:line="300" w:lineRule="auto"/>
-      </w:pPr>
-      <w:r>
-        <w:rPr>
-          <w:rFonts w:ascii="Times New Roman" w:hAnsi="Times New Roman" w:eastAsia="Malgun Gothic"/>
-          <w:b/>
-          <w:i w:val="0"/>
-          <w:sz w:val="22"/>
-        </w:rPr>
-        <w:t xml:space="preserve">Severino: </w:t>
-      </w:r>
-      <w:r>
-        <w:rPr>
-          <w:rFonts w:ascii="Times New Roman" w:hAnsi="Times New Roman" w:eastAsia="Malgun Gothic"/>
-          <w:b w:val="0"/>
-          <w:i w:val="0"/>
-          <w:sz w:val="22"/>
-        </w:rPr>
-        <w:t>Perdi a liminar. Café é outra coisa. Toma.</w:t>
-      </w:r>
-    </w:p>
-    <w:p>
-      <w:pPr>
-        <w:spacing w:before="0" w:after="110" w:line="300" w:lineRule="auto"/>
-      </w:pPr>
-      <w:r>
-        <w:rPr>
-          <w:rFonts w:ascii="Times New Roman" w:hAnsi="Times New Roman" w:eastAsia="Malgun Gothic"/>
-          <w:b/>
-          <w:i w:val="0"/>
-          <w:sz w:val="22"/>
-        </w:rPr>
-        <w:t xml:space="preserve">Rafa: </w:t>
+        <w:t xml:space="preserve">Talvez. Por uma assinatura que o estagiário de vocês esqueceu. </w:t>
       </w:r>
       <w:r>
         <w:rPr>
@@ -526,7 +293,7 @@
           <w:color w:val="555555"/>
           <w:sz w:val="22"/>
         </w:rPr>
-        <w:t>(aceita o copinho)</w:t>
+        <w:t>(fecha a pasta)</w:t>
       </w:r>
       <w:r>
         <w:rPr>
@@ -535,7 +302,7 @@
           <w:i w:val="0"/>
           <w:sz w:val="22"/>
         </w:rPr>
-        <w:t xml:space="preserve"> Obrigado.</w:t>
+        <w:t xml:space="preserve"> Tem a via assinada aí?</w:t>
       </w:r>
     </w:p>
     <w:p>
@@ -549,99 +316,7 @@
           <w:i w:val="0"/>
           <w:sz w:val="22"/>
         </w:rPr>
-        <w:t xml:space="preserve">Severino: </w:t>
-      </w:r>
-      <w:r>
-        <w:rPr>
-          <w:rFonts w:ascii="Times New Roman" w:hAnsi="Times New Roman" w:eastAsia="Malgun Gothic"/>
-          <w:b w:val="0"/>
-          <w:i w:val="0"/>
-          <w:sz w:val="22"/>
-        </w:rPr>
-        <w:t>Belo trabalho, o de vocês. O laudo não mente. Só escolhe onde olhar.</w:t>
-      </w:r>
-    </w:p>
-    <w:p>
-      <w:pPr>
-        <w:spacing w:before="0" w:after="110" w:line="300" w:lineRule="auto"/>
-      </w:pPr>
-      <w:r>
-        <w:rPr>
-          <w:rFonts w:ascii="Times New Roman" w:hAnsi="Times New Roman" w:eastAsia="Malgun Gothic"/>
-          <w:b/>
-          <w:i w:val="0"/>
-          <w:sz w:val="22"/>
-        </w:rPr>
         <w:t xml:space="preserve">Rafa: </w:t>
-      </w:r>
-      <w:r>
-        <w:rPr>
-          <w:rFonts w:ascii="Times New Roman" w:hAnsi="Times New Roman" w:eastAsia="Malgun Gothic"/>
-          <w:b w:val="0"/>
-          <w:i w:val="0"/>
-          <w:sz w:val="22"/>
-        </w:rPr>
-        <w:t>Os garimpos estão lá, doutor. Com balsa, com draga, com mercúrio. Não fui eu que inventei.</w:t>
-      </w:r>
-    </w:p>
-    <w:p>
-      <w:pPr>
-        <w:spacing w:before="0" w:after="110" w:line="300" w:lineRule="auto"/>
-      </w:pPr>
-      <w:r>
-        <w:rPr>
-          <w:rFonts w:ascii="Times New Roman" w:hAnsi="Times New Roman" w:eastAsia="Malgun Gothic"/>
-          <w:b/>
-          <w:i w:val="0"/>
-          <w:sz w:val="22"/>
-        </w:rPr>
-        <w:t xml:space="preserve">Severino: </w:t>
-      </w:r>
-      <w:r>
-        <w:rPr>
-          <w:rFonts w:ascii="Times New Roman" w:hAnsi="Times New Roman" w:eastAsia="Malgun Gothic"/>
-          <w:b w:val="0"/>
-          <w:i w:val="0"/>
-          <w:sz w:val="22"/>
-        </w:rPr>
-        <w:t>Não inventou. Só apontou o dedo para o mais fraco da margem. Garimpeiro não tem escritório na Faria Lima.</w:t>
-      </w:r>
-    </w:p>
-    <w:p>
-      <w:pPr>
-        <w:spacing w:before="0" w:after="110" w:line="300" w:lineRule="auto"/>
-      </w:pPr>
-      <w:r>
-        <w:rPr>
-          <w:rFonts w:ascii="Times New Roman" w:hAnsi="Times New Roman" w:eastAsia="Malgun Gothic"/>
-          <w:b/>
-          <w:i w:val="0"/>
-          <w:sz w:val="22"/>
-        </w:rPr>
-        <w:t xml:space="preserve">Rafa: </w:t>
-      </w:r>
-      <w:r>
-        <w:rPr>
-          <w:rFonts w:ascii="Times New Roman" w:hAnsi="Times New Roman" w:eastAsia="Malgun Gothic"/>
-          <w:b w:val="0"/>
-          <w:i w:val="0"/>
-          <w:sz w:val="22"/>
-        </w:rPr>
-        <w:t>O senhor queria que eu defendesse o cliente apontando para ele mesmo?</w:t>
-      </w:r>
-    </w:p>
-    <w:p>
-      <w:pPr>
-        <w:spacing w:before="0" w:after="110" w:line="300" w:lineRule="auto"/>
-      </w:pPr>
-      <w:r>
-        <w:rPr>
-          <w:rFonts w:ascii="Times New Roman" w:hAnsi="Times New Roman" w:eastAsia="Malgun Gothic"/>
-          <w:b/>
-          <w:i w:val="0"/>
-          <w:sz w:val="22"/>
-        </w:rPr>
-        <w:t xml:space="preserve">Severino: </w:t>
       </w:r>
       <w:r>
         <w:rPr>
@@ -651,7 +326,7 @@
           <w:color w:val="555555"/>
           <w:sz w:val="22"/>
         </w:rPr>
-        <w:t>(ri)</w:t>
+        <w:t>(tira do malote uma pasta)</w:t>
       </w:r>
       <w:r>
         <w:rPr>
@@ -660,7 +335,7 @@
           <w:i w:val="0"/>
           <w:sz w:val="22"/>
         </w:rPr>
-        <w:t xml:space="preserve"> Queria que o senhor dormisse bem. Mas isso não é problema meu.</w:t>
+        <w:t xml:space="preserve"> Tenho. Original.</w:t>
       </w:r>
     </w:p>
     <w:p>
@@ -674,7 +349,7 @@
           <w:i w:val="0"/>
           <w:sz w:val="22"/>
         </w:rPr>
-        <w:t xml:space="preserve">Rafa: </w:t>
+        <w:t xml:space="preserve">Severino: </w:t>
       </w:r>
       <w:r>
         <w:rPr>
@@ -683,31 +358,13 @@
           <w:i w:val="0"/>
           <w:sz w:val="22"/>
         </w:rPr>
-        <w:t>O agravo vai para o tribunal. Vai demorar.</w:t>
+        <w:t>Então peça a juntada antes da leitura. Eu não me oponho.</w:t>
       </w:r>
     </w:p>
     <w:p>
       <w:pPr>
         <w:spacing w:before="0" w:after="110" w:line="300" w:lineRule="auto"/>
       </w:pPr>
-      <w:r>
-        <w:rPr>
-          <w:rFonts w:ascii="Times New Roman" w:hAnsi="Times New Roman" w:eastAsia="Malgun Gothic"/>
-          <w:b/>
-          <w:i w:val="0"/>
-          <w:sz w:val="22"/>
-        </w:rPr>
-        <w:t xml:space="preserve">Severino: </w:t>
-      </w:r>
-      <w:r>
-        <w:rPr>
-          <w:rFonts w:ascii="Times New Roman" w:hAnsi="Times New Roman" w:eastAsia="Malgun Gothic"/>
-          <w:b w:val="0"/>
-          <w:i w:val="0"/>
-          <w:sz w:val="22"/>
-        </w:rPr>
-        <w:t xml:space="preserve">Vai. </w:t>
-      </w:r>
       <w:r>
         <w:rPr>
           <w:rFonts w:ascii="Times New Roman" w:hAnsi="Times New Roman" w:eastAsia="Malgun Gothic"/>
@@ -716,16 +373,7 @@
           <w:color w:val="555555"/>
           <w:sz w:val="22"/>
         </w:rPr>
-        <w:t>(bebe um gole)</w:t>
-      </w:r>
-      <w:r>
-        <w:rPr>
-          <w:rFonts w:ascii="Times New Roman" w:hAnsi="Times New Roman" w:eastAsia="Malgun Gothic"/>
-          <w:b w:val="0"/>
-          <w:i w:val="0"/>
-          <w:sz w:val="22"/>
-        </w:rPr>
-        <w:t xml:space="preserve"> Minha mãe dizia: quem espera sempre alcança. Esperou quarenta anos por um poço artesiano no quintal.</w:t>
+        <w:t>(Severino volta para o seu lado. A juíza entra; todos se levantam.)</w:t>
       </w:r>
     </w:p>
     <w:p>
@@ -748,7 +396,7 @@
           <w:i w:val="0"/>
           <w:sz w:val="22"/>
         </w:rPr>
-        <w:t>E alcançou?</w:t>
+        <w:t>Excelência, pela ordem, antes da leitura. A ré requer a juntada da via original e assinada do laudo técnico. A cópia protocolada saiu sem a folha de assinatura, por erro material do escritório.</w:t>
       </w:r>
     </w:p>
     <w:p>
@@ -762,7 +410,7 @@
           <w:i w:val="0"/>
           <w:sz w:val="22"/>
         </w:rPr>
-        <w:t xml:space="preserve">Severino: </w:t>
+        <w:t xml:space="preserve">Juíza: </w:t>
       </w:r>
       <w:r>
         <w:rPr>
@@ -771,7 +419,7 @@
           <w:i w:val="0"/>
           <w:sz w:val="22"/>
         </w:rPr>
-        <w:t>Alcançou. O poço saiu no ano seguinte ao enterro dela.</w:t>
+        <w:t>Doutor Severino?</w:t>
       </w:r>
     </w:p>
     <w:p>
@@ -785,7 +433,7 @@
           <w:i w:val="0"/>
           <w:sz w:val="22"/>
         </w:rPr>
-        <w:t xml:space="preserve">Rafa: </w:t>
+        <w:t xml:space="preserve">Severino: </w:t>
       </w:r>
       <w:r>
         <w:rPr>
@@ -794,7 +442,7 @@
           <w:i w:val="0"/>
           <w:sz w:val="22"/>
         </w:rPr>
-        <w:t>Isso é pra ser um consolo?</w:t>
+        <w:t>Nada a opor, Excelência. O laudo é o mesmo. Só faltava o dono.</w:t>
       </w:r>
     </w:p>
     <w:p>
@@ -808,6 +456,150 @@
           <w:i w:val="0"/>
           <w:sz w:val="22"/>
         </w:rPr>
+        <w:t xml:space="preserve">Juíza: </w:t>
+      </w:r>
+      <w:r>
+        <w:rPr>
+          <w:rFonts w:ascii="Times New Roman" w:hAnsi="Times New Roman" w:eastAsia="Malgun Gothic"/>
+          <w:b w:val="0"/>
+          <w:i w:val="0"/>
+          <w:sz w:val="22"/>
+        </w:rPr>
+        <w:t xml:space="preserve">Defiro a juntada. </w:t>
+      </w:r>
+      <w:r>
+        <w:rPr>
+          <w:rFonts w:ascii="Times New Roman" w:hAnsi="Times New Roman" w:eastAsia="Malgun Gothic"/>
+          <w:b w:val="0"/>
+          <w:i/>
+          <w:color w:val="555555"/>
+          <w:sz w:val="22"/>
+        </w:rPr>
+        <w:t>(folheia a via, assina o termo)</w:t>
+      </w:r>
+      <w:r>
+        <w:rPr>
+          <w:rFonts w:ascii="Times New Roman" w:hAnsi="Times New Roman" w:eastAsia="Malgun Gothic"/>
+          <w:b w:val="0"/>
+          <w:i w:val="0"/>
+          <w:sz w:val="22"/>
+        </w:rPr>
+        <w:t xml:space="preserve"> Passo à leitura da decisão na ação de reparação por danos ambientais movida pelas comunidades ribeirinhas do rio Tapirá e pela associação aruakan contra o Grupo Prado.</w:t>
+      </w:r>
+    </w:p>
+    <w:p>
+      <w:pPr>
+        <w:spacing w:before="0" w:after="110" w:line="300" w:lineRule="auto"/>
+      </w:pPr>
+      <w:r>
+        <w:rPr>
+          <w:rFonts w:ascii="Times New Roman" w:hAnsi="Times New Roman" w:eastAsia="Malgun Gothic"/>
+          <w:b/>
+          <w:i w:val="0"/>
+          <w:sz w:val="22"/>
+        </w:rPr>
+        <w:t xml:space="preserve">Juíza: </w:t>
+      </w:r>
+      <w:r>
+        <w:rPr>
+          <w:rFonts w:ascii="Times New Roman" w:hAnsi="Times New Roman" w:eastAsia="Malgun Gothic"/>
+          <w:b w:val="0"/>
+          <w:i w:val="0"/>
+          <w:sz w:val="22"/>
+        </w:rPr>
+        <w:t>O laudo técnico juntado pela ré identifica como fonte predominante do mercúrio no leito do rio a atividade garimpeira ilegal rio acima, fora da área de influência da barragem de rejeitos da fundição.</w:t>
+      </w:r>
+    </w:p>
+    <w:p>
+      <w:pPr>
+        <w:spacing w:before="0" w:after="110" w:line="300" w:lineRule="auto"/>
+      </w:pPr>
+      <w:r>
+        <w:rPr>
+          <w:rFonts w:ascii="Times New Roman" w:hAnsi="Times New Roman" w:eastAsia="Malgun Gothic"/>
+          <w:b/>
+          <w:i w:val="0"/>
+          <w:sz w:val="22"/>
+        </w:rPr>
+        <w:t xml:space="preserve">Juíza: </w:t>
+      </w:r>
+      <w:r>
+        <w:rPr>
+          <w:rFonts w:ascii="Times New Roman" w:hAnsi="Times New Roman" w:eastAsia="Malgun Gothic"/>
+          <w:b w:val="0"/>
+          <w:i w:val="0"/>
+          <w:sz w:val="22"/>
+        </w:rPr>
+        <w:t>Os autores não trouxeram, até aqui, prova técnica capaz de afastar essa conclusão. Assim, indefiro o pedido de tutela de urgência para suspensão das atividades da barragem e para pagamento de indenização emergencial às famílias.</w:t>
+      </w:r>
+    </w:p>
+    <w:p>
+      <w:pPr>
+        <w:spacing w:before="0" w:after="110" w:line="300" w:lineRule="auto"/>
+      </w:pPr>
+      <w:r>
+        <w:rPr>
+          <w:rFonts w:ascii="Times New Roman" w:hAnsi="Times New Roman" w:eastAsia="Malgun Gothic"/>
+          <w:b/>
+          <w:i w:val="0"/>
+          <w:sz w:val="22"/>
+        </w:rPr>
+        <w:t xml:space="preserve">Mulher ribeirinha: </w:t>
+      </w:r>
+      <w:r>
+        <w:rPr>
+          <w:rFonts w:ascii="Times New Roman" w:hAnsi="Times New Roman" w:eastAsia="Malgun Gothic"/>
+          <w:b w:val="0"/>
+          <w:i/>
+          <w:color w:val="555555"/>
+          <w:sz w:val="22"/>
+        </w:rPr>
+        <w:t>(baixinho, da plateia)</w:t>
+      </w:r>
+      <w:r>
+        <w:rPr>
+          <w:rFonts w:ascii="Times New Roman" w:hAnsi="Times New Roman" w:eastAsia="Malgun Gothic"/>
+          <w:b w:val="0"/>
+          <w:i w:val="0"/>
+          <w:sz w:val="22"/>
+        </w:rPr>
+        <w:t xml:space="preserve"> E a gente bebe a água de quem, então?</w:t>
+      </w:r>
+    </w:p>
+    <w:p>
+      <w:pPr>
+        <w:spacing w:before="0" w:after="110" w:line="300" w:lineRule="auto"/>
+      </w:pPr>
+      <w:r>
+        <w:rPr>
+          <w:rFonts w:ascii="Times New Roman" w:hAnsi="Times New Roman" w:eastAsia="Malgun Gothic"/>
+          <w:b/>
+          <w:i w:val="0"/>
+          <w:sz w:val="22"/>
+        </w:rPr>
+        <w:t xml:space="preserve">Juíza: </w:t>
+      </w:r>
+      <w:r>
+        <w:rPr>
+          <w:rFonts w:ascii="Times New Roman" w:hAnsi="Times New Roman" w:eastAsia="Malgun Gothic"/>
+          <w:b w:val="0"/>
+          <w:i w:val="0"/>
+          <w:sz w:val="22"/>
+        </w:rPr>
+        <w:t>Silêncio na sala, por favor.</w:t>
+      </w:r>
+    </w:p>
+    <w:p>
+      <w:pPr>
+        <w:spacing w:before="0" w:after="110" w:line="300" w:lineRule="auto"/>
+      </w:pPr>
+      <w:r>
+        <w:rPr>
+          <w:rFonts w:ascii="Times New Roman" w:hAnsi="Times New Roman" w:eastAsia="Malgun Gothic"/>
+          <w:b/>
+          <w:i w:val="0"/>
+          <w:sz w:val="22"/>
+        </w:rPr>
         <w:t xml:space="preserve">Severino: </w:t>
       </w:r>
       <w:r>
@@ -817,7 +609,750 @@
           <w:i w:val="0"/>
           <w:sz w:val="22"/>
         </w:rPr>
-        <w:t xml:space="preserve">É uma estatística. </w:t>
+        <w:t>Excelência, pela ordem. Registro que os autores requereram perícia do juízo há mais de um mês e o pedido segue sem apreciação.</w:t>
+      </w:r>
+    </w:p>
+    <w:p>
+      <w:pPr>
+        <w:spacing w:before="0" w:after="110" w:line="300" w:lineRule="auto"/>
+      </w:pPr>
+      <w:r>
+        <w:rPr>
+          <w:rFonts w:ascii="Times New Roman" w:hAnsi="Times New Roman" w:eastAsia="Malgun Gothic"/>
+          <w:b/>
+          <w:i w:val="0"/>
+          <w:sz w:val="22"/>
+        </w:rPr>
+        <w:t xml:space="preserve">Juíza: </w:t>
+      </w:r>
+      <w:r>
+        <w:rPr>
+          <w:rFonts w:ascii="Times New Roman" w:hAnsi="Times New Roman" w:eastAsia="Malgun Gothic"/>
+          <w:b w:val="0"/>
+          <w:i w:val="0"/>
+          <w:sz w:val="22"/>
+        </w:rPr>
+        <w:t>O pedido de perícia será apreciado no momento oportuno, doutor.</w:t>
+      </w:r>
+    </w:p>
+    <w:p>
+      <w:pPr>
+        <w:spacing w:before="0" w:after="110" w:line="300" w:lineRule="auto"/>
+      </w:pPr>
+      <w:r>
+        <w:rPr>
+          <w:rFonts w:ascii="Times New Roman" w:hAnsi="Times New Roman" w:eastAsia="Malgun Gothic"/>
+          <w:b/>
+          <w:i w:val="0"/>
+          <w:sz w:val="22"/>
+        </w:rPr>
+        <w:t xml:space="preserve">Severino: </w:t>
+      </w:r>
+      <w:r>
+        <w:rPr>
+          <w:rFonts w:ascii="Times New Roman" w:hAnsi="Times New Roman" w:eastAsia="Malgun Gothic"/>
+          <w:b w:val="0"/>
+          <w:i w:val="0"/>
+          <w:sz w:val="22"/>
+        </w:rPr>
+        <w:t>O momento oportuno, Excelência, é antes de essas crianças crescerem.</w:t>
+      </w:r>
+    </w:p>
+    <w:p>
+      <w:pPr>
+        <w:spacing w:before="0" w:after="110" w:line="300" w:lineRule="auto"/>
+      </w:pPr>
+      <w:r>
+        <w:rPr>
+          <w:rFonts w:ascii="Times New Roman" w:hAnsi="Times New Roman" w:eastAsia="Malgun Gothic"/>
+          <w:b/>
+          <w:i w:val="0"/>
+          <w:sz w:val="22"/>
+        </w:rPr>
+        <w:t xml:space="preserve">Juíza: </w:t>
+      </w:r>
+      <w:r>
+        <w:rPr>
+          <w:rFonts w:ascii="Times New Roman" w:hAnsi="Times New Roman" w:eastAsia="Malgun Gothic"/>
+          <w:b w:val="0"/>
+          <w:i w:val="0"/>
+          <w:sz w:val="22"/>
+        </w:rPr>
+        <w:t>Doutor Severino, eu peço moderação.</w:t>
+      </w:r>
+    </w:p>
+    <w:p>
+      <w:pPr>
+        <w:spacing w:before="0" w:after="110" w:line="300" w:lineRule="auto"/>
+      </w:pPr>
+      <w:r>
+        <w:rPr>
+          <w:rFonts w:ascii="Times New Roman" w:hAnsi="Times New Roman" w:eastAsia="Malgun Gothic"/>
+          <w:b/>
+          <w:i w:val="0"/>
+          <w:sz w:val="22"/>
+        </w:rPr>
+        <w:t xml:space="preserve">Severino: </w:t>
+      </w:r>
+      <w:r>
+        <w:rPr>
+          <w:rFonts w:ascii="Times New Roman" w:hAnsi="Times New Roman" w:eastAsia="Malgun Gothic"/>
+          <w:b w:val="0"/>
+          <w:i w:val="0"/>
+          <w:sz w:val="22"/>
+        </w:rPr>
+        <w:t>Peço desculpas pela moderação que me falta. Os autores vão agravar.</w:t>
+      </w:r>
+    </w:p>
+    <w:p>
+      <w:pPr>
+        <w:spacing w:before="0" w:after="110" w:line="300" w:lineRule="auto"/>
+      </w:pPr>
+      <w:r>
+        <w:rPr>
+          <w:rFonts w:ascii="Times New Roman" w:hAnsi="Times New Roman" w:eastAsia="Malgun Gothic"/>
+          <w:b/>
+          <w:i w:val="0"/>
+          <w:sz w:val="22"/>
+        </w:rPr>
+        <w:t xml:space="preserve">Juíza: </w:t>
+      </w:r>
+      <w:r>
+        <w:rPr>
+          <w:rFonts w:ascii="Times New Roman" w:hAnsi="Times New Roman" w:eastAsia="Malgun Gothic"/>
+          <w:b w:val="0"/>
+          <w:i w:val="0"/>
+          <w:sz w:val="22"/>
+        </w:rPr>
+        <w:t>É direito de Vossa Senhoria. Doutor Rafael, alguma manifestação pela ré?</w:t>
+      </w:r>
+    </w:p>
+    <w:p>
+      <w:pPr>
+        <w:spacing w:before="0" w:after="110" w:line="300" w:lineRule="auto"/>
+      </w:pPr>
+      <w:r>
+        <w:rPr>
+          <w:rFonts w:ascii="Times New Roman" w:hAnsi="Times New Roman" w:eastAsia="Malgun Gothic"/>
+          <w:b/>
+          <w:i w:val="0"/>
+          <w:sz w:val="22"/>
+        </w:rPr>
+        <w:t xml:space="preserve">Rafa: </w:t>
+      </w:r>
+      <w:r>
+        <w:rPr>
+          <w:rFonts w:ascii="Times New Roman" w:hAnsi="Times New Roman" w:eastAsia="Malgun Gothic"/>
+          <w:b w:val="0"/>
+          <w:i w:val="0"/>
+          <w:sz w:val="22"/>
+        </w:rPr>
+        <w:t>Nenhuma, Excelência. A ré apenas reitera sua disposição de colaborar com o combate ao garimpo ilegal na região.</w:t>
+      </w:r>
+    </w:p>
+    <w:p>
+      <w:pPr>
+        <w:spacing w:before="0" w:after="110" w:line="300" w:lineRule="auto"/>
+      </w:pPr>
+      <w:r>
+        <w:rPr>
+          <w:rFonts w:ascii="Times New Roman" w:hAnsi="Times New Roman" w:eastAsia="Malgun Gothic"/>
+          <w:b/>
+          <w:i w:val="0"/>
+          <w:sz w:val="22"/>
+        </w:rPr>
+        <w:t xml:space="preserve">Juíza: </w:t>
+      </w:r>
+      <w:r>
+        <w:rPr>
+          <w:rFonts w:ascii="Times New Roman" w:hAnsi="Times New Roman" w:eastAsia="Malgun Gothic"/>
+          <w:b w:val="0"/>
+          <w:i w:val="0"/>
+          <w:sz w:val="22"/>
+        </w:rPr>
+        <w:t>Registrado. Está encerrada a sessão.</w:t>
+      </w:r>
+    </w:p>
+    <w:p>
+      <w:pPr>
+        <w:keepNext/>
+        <w:spacing w:before="320" w:after="140"/>
+      </w:pPr>
+      <w:r>
+        <w:rPr>
+          <w:rFonts w:ascii="Times New Roman" w:hAnsi="Times New Roman" w:eastAsia="Malgun Gothic"/>
+          <w:b/>
+          <w:i w:val="0"/>
+          <w:color w:val="1F3864"/>
+          <w:sz w:val="26"/>
+        </w:rPr>
+        <w:t>장면 2 — 법원 계단, 진 쪽이 내미는 커피</w:t>
+      </w:r>
+    </w:p>
+    <w:p>
+      <w:pPr>
+        <w:spacing w:before="0" w:after="110" w:line="300" w:lineRule="auto"/>
+      </w:pPr>
+      <w:r>
+        <w:rPr>
+          <w:rFonts w:ascii="Times New Roman" w:hAnsi="Times New Roman" w:eastAsia="Malgun Gothic"/>
+          <w:b w:val="0"/>
+          <w:i/>
+          <w:color w:val="555555"/>
+          <w:sz w:val="22"/>
+        </w:rPr>
+        <w:t>(Escadaria do fórum, fim de manhã. Severino desce devagar, uma mão no corrimão, a outra na garrafa térmica. Para dois degraus abaixo de Rafa.)</w:t>
+      </w:r>
+    </w:p>
+    <w:p>
+      <w:pPr>
+        <w:spacing w:before="0" w:after="110" w:line="300" w:lineRule="auto"/>
+      </w:pPr>
+      <w:r>
+        <w:rPr>
+          <w:rFonts w:ascii="Times New Roman" w:hAnsi="Times New Roman" w:eastAsia="Malgun Gothic"/>
+          <w:b/>
+          <w:i w:val="0"/>
+          <w:sz w:val="22"/>
+        </w:rPr>
+        <w:t xml:space="preserve">Severino: </w:t>
+      </w:r>
+      <w:r>
+        <w:rPr>
+          <w:rFonts w:ascii="Times New Roman" w:hAnsi="Times New Roman" w:eastAsia="Malgun Gothic"/>
+          <w:b w:val="0"/>
+          <w:i w:val="0"/>
+          <w:sz w:val="22"/>
+        </w:rPr>
+        <w:t>Doutor Rafael. Primeiro o cafezinho.</w:t>
+      </w:r>
+    </w:p>
+    <w:p>
+      <w:pPr>
+        <w:spacing w:before="0" w:after="110" w:line="300" w:lineRule="auto"/>
+      </w:pPr>
+      <w:r>
+        <w:rPr>
+          <w:rFonts w:ascii="Times New Roman" w:hAnsi="Times New Roman" w:eastAsia="Malgun Gothic"/>
+          <w:b/>
+          <w:i w:val="0"/>
+          <w:sz w:val="22"/>
+        </w:rPr>
+        <w:t xml:space="preserve">Rafa: </w:t>
+      </w:r>
+      <w:r>
+        <w:rPr>
+          <w:rFonts w:ascii="Times New Roman" w:hAnsi="Times New Roman" w:eastAsia="Malgun Gothic"/>
+          <w:b w:val="0"/>
+          <w:i w:val="0"/>
+          <w:sz w:val="22"/>
+        </w:rPr>
+        <w:t>Doutor Severino, o senhor acabou de perder.</w:t>
+      </w:r>
+    </w:p>
+    <w:p>
+      <w:pPr>
+        <w:spacing w:before="0" w:after="110" w:line="300" w:lineRule="auto"/>
+      </w:pPr>
+      <w:r>
+        <w:rPr>
+          <w:rFonts w:ascii="Times New Roman" w:hAnsi="Times New Roman" w:eastAsia="Malgun Gothic"/>
+          <w:b/>
+          <w:i w:val="0"/>
+          <w:sz w:val="22"/>
+        </w:rPr>
+        <w:t xml:space="preserve">Severino: </w:t>
+      </w:r>
+      <w:r>
+        <w:rPr>
+          <w:rFonts w:ascii="Times New Roman" w:hAnsi="Times New Roman" w:eastAsia="Malgun Gothic"/>
+          <w:b w:val="0"/>
+          <w:i w:val="0"/>
+          <w:sz w:val="22"/>
+        </w:rPr>
+        <w:t>Perdi a liminar. Café é outra coisa. Toma.</w:t>
+      </w:r>
+    </w:p>
+    <w:p>
+      <w:pPr>
+        <w:spacing w:before="0" w:after="110" w:line="300" w:lineRule="auto"/>
+      </w:pPr>
+      <w:r>
+        <w:rPr>
+          <w:rFonts w:ascii="Times New Roman" w:hAnsi="Times New Roman" w:eastAsia="Malgun Gothic"/>
+          <w:b/>
+          <w:i w:val="0"/>
+          <w:sz w:val="22"/>
+        </w:rPr>
+        <w:t xml:space="preserve">Rafa: </w:t>
+      </w:r>
+      <w:r>
+        <w:rPr>
+          <w:rFonts w:ascii="Times New Roman" w:hAnsi="Times New Roman" w:eastAsia="Malgun Gothic"/>
+          <w:b w:val="0"/>
+          <w:i/>
+          <w:color w:val="555555"/>
+          <w:sz w:val="22"/>
+        </w:rPr>
+        <w:t>(aceita o copinho)</w:t>
+      </w:r>
+      <w:r>
+        <w:rPr>
+          <w:rFonts w:ascii="Times New Roman" w:hAnsi="Times New Roman" w:eastAsia="Malgun Gothic"/>
+          <w:b w:val="0"/>
+          <w:i w:val="0"/>
+          <w:sz w:val="22"/>
+        </w:rPr>
+        <w:t xml:space="preserve"> Obrigado.</w:t>
+      </w:r>
+    </w:p>
+    <w:p>
+      <w:pPr>
+        <w:spacing w:before="0" w:after="110" w:line="300" w:lineRule="auto"/>
+      </w:pPr>
+      <w:r>
+        <w:rPr>
+          <w:rFonts w:ascii="Times New Roman" w:hAnsi="Times New Roman" w:eastAsia="Malgun Gothic"/>
+          <w:b/>
+          <w:i w:val="0"/>
+          <w:sz w:val="22"/>
+        </w:rPr>
+        <w:t xml:space="preserve">Severino: </w:t>
+      </w:r>
+      <w:r>
+        <w:rPr>
+          <w:rFonts w:ascii="Times New Roman" w:hAnsi="Times New Roman" w:eastAsia="Malgun Gothic"/>
+          <w:b w:val="0"/>
+          <w:i w:val="0"/>
+          <w:sz w:val="22"/>
+        </w:rPr>
+        <w:t>Belo trabalho, o de vocês. O laudo não mente. Só escolhe onde olhar.</w:t>
+      </w:r>
+    </w:p>
+    <w:p>
+      <w:pPr>
+        <w:spacing w:before="0" w:after="110" w:line="300" w:lineRule="auto"/>
+      </w:pPr>
+      <w:r>
+        <w:rPr>
+          <w:rFonts w:ascii="Times New Roman" w:hAnsi="Times New Roman" w:eastAsia="Malgun Gothic"/>
+          <w:b/>
+          <w:i w:val="0"/>
+          <w:sz w:val="22"/>
+        </w:rPr>
+        <w:t xml:space="preserve">Rafa: </w:t>
+      </w:r>
+      <w:r>
+        <w:rPr>
+          <w:rFonts w:ascii="Times New Roman" w:hAnsi="Times New Roman" w:eastAsia="Malgun Gothic"/>
+          <w:b w:val="0"/>
+          <w:i w:val="0"/>
+          <w:sz w:val="22"/>
+        </w:rPr>
+        <w:t>Os garimpos estão lá, doutor. Com balsa, com draga, com mercúrio. Não fui eu que inventei.</w:t>
+      </w:r>
+    </w:p>
+    <w:p>
+      <w:pPr>
+        <w:spacing w:before="0" w:after="110" w:line="300" w:lineRule="auto"/>
+      </w:pPr>
+      <w:r>
+        <w:rPr>
+          <w:rFonts w:ascii="Times New Roman" w:hAnsi="Times New Roman" w:eastAsia="Malgun Gothic"/>
+          <w:b/>
+          <w:i w:val="0"/>
+          <w:sz w:val="22"/>
+        </w:rPr>
+        <w:t xml:space="preserve">Severino: </w:t>
+      </w:r>
+      <w:r>
+        <w:rPr>
+          <w:rFonts w:ascii="Times New Roman" w:hAnsi="Times New Roman" w:eastAsia="Malgun Gothic"/>
+          <w:b w:val="0"/>
+          <w:i w:val="0"/>
+          <w:sz w:val="22"/>
+        </w:rPr>
+        <w:t>Não inventou. Só apontou o dedo para o mais fraco da margem. Garimpeiro não tem escritório na Faria Lima.</w:t>
+      </w:r>
+    </w:p>
+    <w:p>
+      <w:pPr>
+        <w:spacing w:before="0" w:after="110" w:line="300" w:lineRule="auto"/>
+      </w:pPr>
+      <w:r>
+        <w:rPr>
+          <w:rFonts w:ascii="Times New Roman" w:hAnsi="Times New Roman" w:eastAsia="Malgun Gothic"/>
+          <w:b/>
+          <w:i w:val="0"/>
+          <w:sz w:val="22"/>
+        </w:rPr>
+        <w:t xml:space="preserve">Rafa: </w:t>
+      </w:r>
+      <w:r>
+        <w:rPr>
+          <w:rFonts w:ascii="Times New Roman" w:hAnsi="Times New Roman" w:eastAsia="Malgun Gothic"/>
+          <w:b w:val="0"/>
+          <w:i w:val="0"/>
+          <w:sz w:val="22"/>
+        </w:rPr>
+        <w:t>O senhor queria que eu defendesse o cliente apontando para ele mesmo?</w:t>
+      </w:r>
+    </w:p>
+    <w:p>
+      <w:pPr>
+        <w:spacing w:before="0" w:after="110" w:line="300" w:lineRule="auto"/>
+      </w:pPr>
+      <w:r>
+        <w:rPr>
+          <w:rFonts w:ascii="Times New Roman" w:hAnsi="Times New Roman" w:eastAsia="Malgun Gothic"/>
+          <w:b/>
+          <w:i w:val="0"/>
+          <w:sz w:val="22"/>
+        </w:rPr>
+        <w:t xml:space="preserve">Severino: </w:t>
+      </w:r>
+      <w:r>
+        <w:rPr>
+          <w:rFonts w:ascii="Times New Roman" w:hAnsi="Times New Roman" w:eastAsia="Malgun Gothic"/>
+          <w:b w:val="0"/>
+          <w:i/>
+          <w:color w:val="555555"/>
+          <w:sz w:val="22"/>
+        </w:rPr>
+        <w:t>(ri)</w:t>
+      </w:r>
+      <w:r>
+        <w:rPr>
+          <w:rFonts w:ascii="Times New Roman" w:hAnsi="Times New Roman" w:eastAsia="Malgun Gothic"/>
+          <w:b w:val="0"/>
+          <w:i w:val="0"/>
+          <w:sz w:val="22"/>
+        </w:rPr>
+        <w:t xml:space="preserve"> Queria que o senhor dormisse bem. Mas isso não é problema meu.</w:t>
+      </w:r>
+    </w:p>
+    <w:p>
+      <w:pPr>
+        <w:spacing w:before="0" w:after="110" w:line="300" w:lineRule="auto"/>
+      </w:pPr>
+      <w:r>
+        <w:rPr>
+          <w:rFonts w:ascii="Times New Roman" w:hAnsi="Times New Roman" w:eastAsia="Malgun Gothic"/>
+          <w:b/>
+          <w:i w:val="0"/>
+          <w:sz w:val="22"/>
+        </w:rPr>
+        <w:t xml:space="preserve">Rafa: </w:t>
+      </w:r>
+      <w:r>
+        <w:rPr>
+          <w:rFonts w:ascii="Times New Roman" w:hAnsi="Times New Roman" w:eastAsia="Malgun Gothic"/>
+          <w:b w:val="0"/>
+          <w:i w:val="0"/>
+          <w:sz w:val="22"/>
+        </w:rPr>
+        <w:t>O agravo vai para o tribunal. Vai demorar.</w:t>
+      </w:r>
+    </w:p>
+    <w:p>
+      <w:pPr>
+        <w:spacing w:before="0" w:after="110" w:line="300" w:lineRule="auto"/>
+      </w:pPr>
+      <w:r>
+        <w:rPr>
+          <w:rFonts w:ascii="Times New Roman" w:hAnsi="Times New Roman" w:eastAsia="Malgun Gothic"/>
+          <w:b/>
+          <w:i w:val="0"/>
+          <w:sz w:val="22"/>
+        </w:rPr>
+        <w:t xml:space="preserve">Severino: </w:t>
+      </w:r>
+      <w:r>
+        <w:rPr>
+          <w:rFonts w:ascii="Times New Roman" w:hAnsi="Times New Roman" w:eastAsia="Malgun Gothic"/>
+          <w:b w:val="0"/>
+          <w:i w:val="0"/>
+          <w:sz w:val="22"/>
+        </w:rPr>
+        <w:t xml:space="preserve">Vai. </w:t>
+      </w:r>
+      <w:r>
+        <w:rPr>
+          <w:rFonts w:ascii="Times New Roman" w:hAnsi="Times New Roman" w:eastAsia="Malgun Gothic"/>
+          <w:b w:val="0"/>
+          <w:i/>
+          <w:color w:val="555555"/>
+          <w:sz w:val="22"/>
+        </w:rPr>
+        <w:t>(bebe um gole)</w:t>
+      </w:r>
+      <w:r>
+        <w:rPr>
+          <w:rFonts w:ascii="Times New Roman" w:hAnsi="Times New Roman" w:eastAsia="Malgun Gothic"/>
+          <w:b w:val="0"/>
+          <w:i w:val="0"/>
+          <w:sz w:val="22"/>
+        </w:rPr>
+        <w:t xml:space="preserve"> Minha mãe dizia: quem espera sempre alcança. Esperou quarenta anos por um poço artesiano no quintal.</w:t>
+      </w:r>
+    </w:p>
+    <w:p>
+      <w:pPr>
+        <w:spacing w:before="0" w:after="110" w:line="300" w:lineRule="auto"/>
+      </w:pPr>
+      <w:r>
+        <w:rPr>
+          <w:rFonts w:ascii="Times New Roman" w:hAnsi="Times New Roman" w:eastAsia="Malgun Gothic"/>
+          <w:b/>
+          <w:i w:val="0"/>
+          <w:sz w:val="22"/>
+        </w:rPr>
+        <w:t xml:space="preserve">Rafa: </w:t>
+      </w:r>
+      <w:r>
+        <w:rPr>
+          <w:rFonts w:ascii="Times New Roman" w:hAnsi="Times New Roman" w:eastAsia="Malgun Gothic"/>
+          <w:b w:val="0"/>
+          <w:i w:val="0"/>
+          <w:sz w:val="22"/>
+        </w:rPr>
+        <w:t>E alcançou?</w:t>
+      </w:r>
+    </w:p>
+    <w:p>
+      <w:pPr>
+        <w:spacing w:before="0" w:after="110" w:line="300" w:lineRule="auto"/>
+      </w:pPr>
+      <w:r>
+        <w:rPr>
+          <w:rFonts w:ascii="Times New Roman" w:hAnsi="Times New Roman" w:eastAsia="Malgun Gothic"/>
+          <w:b/>
+          <w:i w:val="0"/>
+          <w:sz w:val="22"/>
+        </w:rPr>
+        <w:t xml:space="preserve">Severino: </w:t>
+      </w:r>
+      <w:r>
+        <w:rPr>
+          <w:rFonts w:ascii="Times New Roman" w:hAnsi="Times New Roman" w:eastAsia="Malgun Gothic"/>
+          <w:b w:val="0"/>
+          <w:i w:val="0"/>
+          <w:sz w:val="22"/>
+        </w:rPr>
+        <w:t>Alcançou. O poço saiu no ano seguinte ao enterro dela.</w:t>
+      </w:r>
+    </w:p>
+    <w:p>
+      <w:pPr>
+        <w:spacing w:before="0" w:after="110" w:line="300" w:lineRule="auto"/>
+      </w:pPr>
+      <w:r>
+        <w:rPr>
+          <w:rFonts w:ascii="Times New Roman" w:hAnsi="Times New Roman" w:eastAsia="Malgun Gothic"/>
+          <w:b/>
+          <w:i w:val="0"/>
+          <w:sz w:val="22"/>
+        </w:rPr>
+        <w:t xml:space="preserve">Rafa: </w:t>
+      </w:r>
+      <w:r>
+        <w:rPr>
+          <w:rFonts w:ascii="Times New Roman" w:hAnsi="Times New Roman" w:eastAsia="Malgun Gothic"/>
+          <w:b w:val="0"/>
+          <w:i w:val="0"/>
+          <w:sz w:val="22"/>
+        </w:rPr>
+        <w:t>Isso é pra ser um consolo?</w:t>
+      </w:r>
+    </w:p>
+    <w:p>
+      <w:pPr>
+        <w:spacing w:before="0" w:after="110" w:line="300" w:lineRule="auto"/>
+      </w:pPr>
+      <w:r>
+        <w:rPr>
+          <w:rFonts w:ascii="Times New Roman" w:hAnsi="Times New Roman" w:eastAsia="Malgun Gothic"/>
+          <w:b/>
+          <w:i w:val="0"/>
+          <w:sz w:val="22"/>
+        </w:rPr>
+        <w:t xml:space="preserve">Severino: </w:t>
+      </w:r>
+      <w:r>
+        <w:rPr>
+          <w:rFonts w:ascii="Times New Roman" w:hAnsi="Times New Roman" w:eastAsia="Malgun Gothic"/>
+          <w:b w:val="0"/>
+          <w:i w:val="0"/>
+          <w:sz w:val="22"/>
+        </w:rPr>
+        <w:t>É uma estatística.</w:t>
+      </w:r>
+    </w:p>
+    <w:p>
+      <w:pPr>
+        <w:spacing w:before="0" w:after="110" w:line="300" w:lineRule="auto"/>
+      </w:pPr>
+      <w:r>
+        <w:rPr>
+          <w:rFonts w:ascii="Times New Roman" w:hAnsi="Times New Roman" w:eastAsia="Malgun Gothic"/>
+          <w:b/>
+          <w:i w:val="0"/>
+          <w:sz w:val="22"/>
+        </w:rPr>
+        <w:t xml:space="preserve">Rafa: </w:t>
+      </w:r>
+      <w:r>
+        <w:rPr>
+          <w:rFonts w:ascii="Times New Roman" w:hAnsi="Times New Roman" w:eastAsia="Malgun Gothic"/>
+          <w:b w:val="0"/>
+          <w:i w:val="0"/>
+          <w:sz w:val="22"/>
+        </w:rPr>
+        <w:t>Doutor, por que o senhor me avisou da folha quarenta e um? Com ela o senhor tinha a liminar na mão.</w:t>
+      </w:r>
+    </w:p>
+    <w:p>
+      <w:pPr>
+        <w:spacing w:before="0" w:after="110" w:line="300" w:lineRule="auto"/>
+      </w:pPr>
+      <w:r>
+        <w:rPr>
+          <w:rFonts w:ascii="Times New Roman" w:hAnsi="Times New Roman" w:eastAsia="Malgun Gothic"/>
+          <w:b/>
+          <w:i w:val="0"/>
+          <w:sz w:val="22"/>
+        </w:rPr>
+        <w:t xml:space="preserve">Severino: </w:t>
+      </w:r>
+      <w:r>
+        <w:rPr>
+          <w:rFonts w:ascii="Times New Roman" w:hAnsi="Times New Roman" w:eastAsia="Malgun Gothic"/>
+          <w:b w:val="0"/>
+          <w:i w:val="0"/>
+          <w:sz w:val="22"/>
+        </w:rPr>
+        <w:t>Tinha uma liminar de papel. No agravo, vocês juntavam a via certa e o tribunal cassava em uma semana. E as mães ali atrás iam achar que tinham ganhado alguma coisa.</w:t>
+      </w:r>
+    </w:p>
+    <w:p>
+      <w:pPr>
+        <w:spacing w:before="0" w:after="110" w:line="300" w:lineRule="auto"/>
+      </w:pPr>
+      <w:r>
+        <w:rPr>
+          <w:rFonts w:ascii="Times New Roman" w:hAnsi="Times New Roman" w:eastAsia="Malgun Gothic"/>
+          <w:b/>
+          <w:i w:val="0"/>
+          <w:sz w:val="22"/>
+        </w:rPr>
+        <w:t xml:space="preserve">Rafa: </w:t>
+      </w:r>
+      <w:r>
+        <w:rPr>
+          <w:rFonts w:ascii="Times New Roman" w:hAnsi="Times New Roman" w:eastAsia="Malgun Gothic"/>
+          <w:b w:val="0"/>
+          <w:i w:val="0"/>
+          <w:sz w:val="22"/>
+        </w:rPr>
+        <w:t>Ainda assim. Era direito seu.</w:t>
+      </w:r>
+    </w:p>
+    <w:p>
+      <w:pPr>
+        <w:spacing w:before="0" w:after="110" w:line="300" w:lineRule="auto"/>
+      </w:pPr>
+      <w:r>
+        <w:rPr>
+          <w:rFonts w:ascii="Times New Roman" w:hAnsi="Times New Roman" w:eastAsia="Malgun Gothic"/>
+          <w:b/>
+          <w:i w:val="0"/>
+          <w:sz w:val="22"/>
+        </w:rPr>
+        <w:t xml:space="preserve">Severino: </w:t>
+      </w:r>
+      <w:r>
+        <w:rPr>
+          <w:rFonts w:ascii="Times New Roman" w:hAnsi="Times New Roman" w:eastAsia="Malgun Gothic"/>
+          <w:b w:val="0"/>
+          <w:i w:val="0"/>
+          <w:sz w:val="22"/>
+        </w:rPr>
+        <w:t xml:space="preserve">Era truque meu. Direito é outra coisa. </w:t>
+      </w:r>
+      <w:r>
+        <w:rPr>
+          <w:rFonts w:ascii="Times New Roman" w:hAnsi="Times New Roman" w:eastAsia="Malgun Gothic"/>
+          <w:b w:val="0"/>
+          <w:i/>
+          <w:color w:val="555555"/>
+          <w:sz w:val="22"/>
+        </w:rPr>
+        <w:t>(olha para ele)</w:t>
+      </w:r>
+      <w:r>
+        <w:rPr>
+          <w:rFonts w:ascii="Times New Roman" w:hAnsi="Times New Roman" w:eastAsia="Malgun Gothic"/>
+          <w:b w:val="0"/>
+          <w:i w:val="0"/>
+          <w:sz w:val="22"/>
+        </w:rPr>
+        <w:t xml:space="preserve"> Vença direito, doutor. Aí eu posso perder em paz. E confira o que sai do seu escritório com o seu nome em cima. O nome na petição é o seu, não o do estagiário.</w:t>
+      </w:r>
+    </w:p>
+    <w:p>
+      <w:pPr>
+        <w:spacing w:before="0" w:after="110" w:line="300" w:lineRule="auto"/>
+      </w:pPr>
+      <w:r>
+        <w:rPr>
+          <w:rFonts w:ascii="Times New Roman" w:hAnsi="Times New Roman" w:eastAsia="Malgun Gothic"/>
+          <w:b/>
+          <w:i w:val="0"/>
+          <w:sz w:val="22"/>
+        </w:rPr>
+        <w:t xml:space="preserve">Rafa: </w:t>
+      </w:r>
+      <w:r>
+        <w:rPr>
+          <w:rFonts w:ascii="Times New Roman" w:hAnsi="Times New Roman" w:eastAsia="Malgun Gothic"/>
+          <w:b w:val="0"/>
+          <w:i/>
+          <w:color w:val="555555"/>
+          <w:sz w:val="22"/>
+        </w:rPr>
+        <w:t>(depois de um tempo)</w:t>
+      </w:r>
+      <w:r>
+        <w:rPr>
+          <w:rFonts w:ascii="Times New Roman" w:hAnsi="Times New Roman" w:eastAsia="Malgun Gothic"/>
+          <w:b w:val="0"/>
+          <w:i w:val="0"/>
+          <w:sz w:val="22"/>
+        </w:rPr>
+        <w:t xml:space="preserve"> Obrigado.</w:t>
+      </w:r>
+    </w:p>
+    <w:p>
+      <w:pPr>
+        <w:spacing w:before="0" w:after="110" w:line="300" w:lineRule="auto"/>
+      </w:pPr>
+      <w:r>
+        <w:rPr>
+          <w:rFonts w:ascii="Times New Roman" w:hAnsi="Times New Roman" w:eastAsia="Malgun Gothic"/>
+          <w:b/>
+          <w:i w:val="0"/>
+          <w:sz w:val="22"/>
+        </w:rPr>
+        <w:t xml:space="preserve">Severino: </w:t>
+      </w:r>
+      <w:r>
+        <w:rPr>
+          <w:rFonts w:ascii="Times New Roman" w:hAnsi="Times New Roman" w:eastAsia="Malgun Gothic"/>
+          <w:b w:val="0"/>
+          <w:i w:val="0"/>
+          <w:sz w:val="22"/>
+        </w:rPr>
+        <w:t xml:space="preserve">Não agradece. Da próxima vez eu posso estar de mau humor. </w:t>
       </w:r>
       <w:r>
         <w:rPr>
